--- a/details.docx
+++ b/details.docx
@@ -27,7 +27,25 @@
           <w:bCs/>
           <w:lang w:bidi="ar-IQ"/>
         </w:rPr>
-        <w:t xml:space="preserve"> (MANAR) — Developer Overview</w:t>
+        <w:t xml:space="preserve"> (</w:t>
+      </w:r>
+      <w:proofErr w:type="gramStart"/>
+      <w:r>
+        <w:rPr>
+          <w:b/>
+          <w:bCs/>
+          <w:lang w:bidi="ar-IQ"/>
+        </w:rPr>
+        <w:t>MANAR) —</w:t>
+      </w:r>
+      <w:proofErr w:type="gramEnd"/>
+      <w:r>
+        <w:rPr>
+          <w:b/>
+          <w:bCs/>
+          <w:lang w:bidi="ar-IQ"/>
+        </w:rPr>
+        <w:t xml:space="preserve"> Developer Overview</w:t>
       </w:r>
     </w:p>
     <w:p>
@@ -148,6 +166,7 @@
         <w:t>Arabic (</w:t>
       </w:r>
       <w:proofErr w:type="spellStart"/>
+      <w:proofErr w:type="gramStart"/>
       <w:r>
         <w:rPr>
           <w:b/>
@@ -169,7 +188,14 @@
         <w:rPr>
           <w:lang w:bidi="ar-IQ"/>
         </w:rPr>
-        <w:t> — Default language with full Right-to-Left (RTL) layout support.</w:t>
+        <w:t> —</w:t>
+      </w:r>
+      <w:proofErr w:type="gramEnd"/>
+      <w:r>
+        <w:rPr>
+          <w:lang w:bidi="ar-IQ"/>
+        </w:rPr>
+        <w:t xml:space="preserve"> Default language with full Right-to-Left (RTL) layout support.</w:t>
       </w:r>
     </w:p>
     <w:p>
@@ -321,7 +347,35 @@
         <w:rPr>
           <w:lang w:bidi="ar-IQ"/>
         </w:rPr>
-        <w:t>A futuristic deep ocean blue (#1a3a5c) and amber/gold (#c9a84c) color palette.</w:t>
+        <w:t xml:space="preserve">A futuristic deep ocean </w:t>
+      </w:r>
+      <w:proofErr w:type="gramStart"/>
+      <w:r>
+        <w:rPr>
+          <w:lang w:bidi="ar-IQ"/>
+        </w:rPr>
+        <w:t>blue (#</w:t>
+      </w:r>
+      <w:proofErr w:type="gramEnd"/>
+      <w:r>
+        <w:rPr>
+          <w:lang w:bidi="ar-IQ"/>
+        </w:rPr>
+        <w:t>1a3a5c) and amber/</w:t>
+      </w:r>
+      <w:proofErr w:type="gramStart"/>
+      <w:r>
+        <w:rPr>
+          <w:lang w:bidi="ar-IQ"/>
+        </w:rPr>
+        <w:t>gold (#</w:t>
+      </w:r>
+      <w:proofErr w:type="gramEnd"/>
+      <w:r>
+        <w:rPr>
+          <w:lang w:bidi="ar-IQ"/>
+        </w:rPr>
+        <w:t>c9a84c) color palette.</w:t>
       </w:r>
     </w:p>
     <w:p>
@@ -575,7 +629,7 @@
           <w:lang w:bidi="ar-IQ"/>
         </w:rPr>
         <w:pict w14:anchorId="4565E5AF">
-          <v:rect id="_x0000_i1048" style="width:277.8pt;height:.75pt" o:hrpct="0" o:hralign="center" o:hrstd="t" o:hr="t" fillcolor="#a0a0a0" stroked="f"/>
+          <v:rect id="_x0000_i1025" style="width:277.8pt;height:.75pt" o:hrpct="0" o:hralign="center" o:hrstd="t" o:hr="t" fillcolor="#a0a0a0" stroked="f"/>
         </w:pict>
       </w:r>
     </w:p>
@@ -631,6 +685,7 @@
           <w:lang w:bidi="ar-IQ"/>
         </w:rPr>
       </w:pPr>
+      <w:proofErr w:type="gramStart"/>
       <w:r>
         <w:rPr>
           <w:b/>
@@ -643,7 +698,14 @@
         <w:rPr>
           <w:lang w:bidi="ar-IQ"/>
         </w:rPr>
-        <w:t> — A .NET 8 Web API engineered using strictly adhered </w:t>
+        <w:t> —</w:t>
+      </w:r>
+      <w:proofErr w:type="gramEnd"/>
+      <w:r>
+        <w:rPr>
+          <w:lang w:bidi="ar-IQ"/>
+        </w:rPr>
+        <w:t xml:space="preserve"> A .NET 8 Web API engineered using strictly adhered </w:t>
       </w:r>
       <w:r>
         <w:rPr>
@@ -671,6 +733,7 @@
           <w:lang w:bidi="ar-IQ"/>
         </w:rPr>
       </w:pPr>
+      <w:proofErr w:type="gramStart"/>
       <w:r>
         <w:rPr>
           <w:b/>
@@ -683,7 +746,14 @@
         <w:rPr>
           <w:lang w:bidi="ar-IQ"/>
         </w:rPr>
-        <w:t> — A </w:t>
+        <w:t> —</w:t>
+      </w:r>
+      <w:proofErr w:type="gramEnd"/>
+      <w:r>
+        <w:rPr>
+          <w:lang w:bidi="ar-IQ"/>
+        </w:rPr>
+        <w:t xml:space="preserve"> A </w:t>
       </w:r>
       <w:r>
         <w:rPr>
@@ -711,6 +781,7 @@
           <w:lang w:bidi="ar-IQ"/>
         </w:rPr>
       </w:pPr>
+      <w:proofErr w:type="gramStart"/>
       <w:r>
         <w:rPr>
           <w:b/>
@@ -723,7 +794,14 @@
         <w:rPr>
           <w:lang w:bidi="ar-IQ"/>
         </w:rPr>
-        <w:t> — Infrastructure as Code containing docker-compose for local orchestration (SQL Server + Elasticsearch).</w:t>
+        <w:t> —</w:t>
+      </w:r>
+      <w:proofErr w:type="gramEnd"/>
+      <w:r>
+        <w:rPr>
+          <w:lang w:bidi="ar-IQ"/>
+        </w:rPr>
+        <w:t xml:space="preserve"> Infrastructure as Code containing docker-compose for local orchestration (SQL Server + Elasticsearch).</w:t>
       </w:r>
     </w:p>
     <w:p>
@@ -738,7 +816,7 @@
           <w:lang w:bidi="ar-IQ"/>
         </w:rPr>
         <w:pict w14:anchorId="71293174">
-          <v:rect id="_x0000_i1049" style="width:277.8pt;height:.75pt" o:hrpct="0" o:hralign="center" o:hrstd="t" o:hr="t" fillcolor="#a0a0a0" stroked="f"/>
+          <v:rect id="_x0000_i1026" style="width:277.8pt;height:.75pt" o:hrpct="0" o:hralign="center" o:hrstd="t" o:hr="t" fillcolor="#a0a0a0" stroked="f"/>
         </w:pict>
       </w:r>
     </w:p>
@@ -1355,7 +1433,25 @@
           <w:iCs/>
           <w:lang w:bidi="ar-IQ"/>
         </w:rPr>
-        <w:t xml:space="preserve"> (implements interfaces).</w:t>
+        <w:t xml:space="preserve"> (</w:t>
+      </w:r>
+      <w:proofErr w:type="gramStart"/>
+      <w:r>
+        <w:rPr>
+          <w:i/>
+          <w:iCs/>
+          <w:lang w:bidi="ar-IQ"/>
+        </w:rPr>
+        <w:t>implements</w:t>
+      </w:r>
+      <w:proofErr w:type="gramEnd"/>
+      <w:r>
+        <w:rPr>
+          <w:i/>
+          <w:iCs/>
+          <w:lang w:bidi="ar-IQ"/>
+        </w:rPr>
+        <w:t xml:space="preserve"> interfaces).</w:t>
       </w:r>
     </w:p>
     <w:p>
@@ -2016,7 +2112,21 @@
         <w:rPr>
           <w:lang w:bidi="ar-IQ"/>
         </w:rPr>
-        <w:t> (Port 9200). This completely eliminates the need for developers to install local database servers.</w:t>
+        <w:t xml:space="preserve"> (Port 9200). This </w:t>
+      </w:r>
+      <w:proofErr w:type="gramStart"/>
+      <w:r>
+        <w:rPr>
+          <w:lang w:bidi="ar-IQ"/>
+        </w:rPr>
+        <w:t>completely eliminates</w:t>
+      </w:r>
+      <w:proofErr w:type="gramEnd"/>
+      <w:r>
+        <w:rPr>
+          <w:lang w:bidi="ar-IQ"/>
+        </w:rPr>
+        <w:t xml:space="preserve"> the need for developers to install local database servers.</w:t>
       </w:r>
     </w:p>
     <w:p>
@@ -2031,7 +2141,7 @@
           <w:lang w:bidi="ar-IQ"/>
         </w:rPr>
         <w:pict w14:anchorId="483CDFD6">
-          <v:rect id="_x0000_i1051" style="width:277.8pt;height:.75pt" o:hrpct="0" o:hralign="center" o:hrstd="t" o:hr="t" fillcolor="#a0a0a0" stroked="f"/>
+          <v:rect id="_x0000_i1027" style="width:277.8pt;height:.75pt" o:hrpct="0" o:hralign="center" o:hrstd="t" o:hr="t" fillcolor="#a0a0a0" stroked="f"/>
         </w:pict>
       </w:r>
     </w:p>
@@ -2082,7 +2192,21 @@
         <w:rPr>
           <w:lang w:bidi="ar-IQ"/>
         </w:rPr>
-        <w:t>Ensure EF Core migrations are executed (or ran on API startup) to prepare the SQL schemas.</w:t>
+        <w:t xml:space="preserve">Ensure EF Core migrations are executed (or </w:t>
+      </w:r>
+      <w:proofErr w:type="gramStart"/>
+      <w:r>
+        <w:rPr>
+          <w:lang w:bidi="ar-IQ"/>
+        </w:rPr>
+        <w:t>ran</w:t>
+      </w:r>
+      <w:proofErr w:type="gramEnd"/>
+      <w:r>
+        <w:rPr>
+          <w:lang w:bidi="ar-IQ"/>
+        </w:rPr>
+        <w:t xml:space="preserve"> on API startup) to prepare the SQL schemas.</w:t>
       </w:r>
     </w:p>
     <w:p>
@@ -2114,7 +2238,19 @@
         <w:rPr>
           <w:lang w:bidi="ar-IQ"/>
         </w:rPr>
-        <w:t> to launch Swagger locally (https://localhost:5001/swagger).</w:t>
+        <w:t> to launch Swagger locally (</w:t>
+      </w:r>
+      <w:r>
+        <w:rPr>
+          <w:lang w:bidi="ar-IQ"/>
+        </w:rPr>
+        <w:t>http://localhost:5038/swagger</w:t>
+      </w:r>
+      <w:r>
+        <w:rPr>
+          <w:lang w:bidi="ar-IQ"/>
+        </w:rPr>
+        <w:t>).</w:t>
       </w:r>
     </w:p>
     <w:p>
@@ -2153,7 +2289,6 @@
       <w:pPr>
         <w:bidi w:val="0"/>
         <w:rPr>
-          <w:rFonts w:hint="cs"/>
           <w:lang w:bidi="ar-IQ"/>
         </w:rPr>
       </w:pPr>
@@ -4238,6 +4373,29 @@
       <w:spacing w:val="5"/>
     </w:rPr>
   </w:style>
+  <w:style w:type="character" w:styleId="Hyperlink">
+    <w:name w:val="Hyperlink"/>
+    <w:basedOn w:val="DefaultParagraphFont"/>
+    <w:uiPriority w:val="99"/>
+    <w:unhideWhenUsed/>
+    <w:rsid w:val="00234CD0"/>
+    <w:rPr>
+      <w:color w:val="467886" w:themeColor="hyperlink"/>
+      <w:u w:val="single"/>
+    </w:rPr>
+  </w:style>
+  <w:style w:type="character" w:styleId="UnresolvedMention">
+    <w:name w:val="Unresolved Mention"/>
+    <w:basedOn w:val="DefaultParagraphFont"/>
+    <w:uiPriority w:val="99"/>
+    <w:semiHidden/>
+    <w:unhideWhenUsed/>
+    <w:rsid w:val="00234CD0"/>
+    <w:rPr>
+      <w:color w:val="605E5C"/>
+      <w:shd w:val="clear" w:color="auto" w:fill="E1DFDD"/>
+    </w:rPr>
+  </w:style>
 </w:styles>
 </file>
 
